--- a/Datasheet_Capteur_Graphite.docx
+++ b/Datasheet_Capteur_Graphite.docx
@@ -594,6 +594,7 @@
       <w:r>
         <w:rPr>
           <w:rFonts w:ascii="Calibri" w:hAnsi="Calibri" w:cs="Calibri"/>
+          <w:noProof/>
         </w:rPr>
         <w:drawing>
           <wp:anchor distT="0" distB="0" distL="114300" distR="114300" simplePos="0" relativeHeight="251675647" behindDoc="1" locked="0" layoutInCell="1" allowOverlap="1" wp14:anchorId="1842FAE1" wp14:editId="464483DD">
@@ -1216,13 +1217,7 @@
               <w:rPr>
                 <w:rFonts w:ascii="Calibri" w:hAnsi="Calibri" w:cs="Calibri"/>
               </w:rPr>
-              <w:t>Résistan</w:t>
-            </w:r>
-            <w:r>
-              <w:rPr>
-                <w:rFonts w:ascii="Calibri" w:hAnsi="Calibri" w:cs="Calibri"/>
-              </w:rPr>
-              <w:t>ce</w:t>
+              <w:t>Résistance</w:t>
             </w:r>
           </w:p>
         </w:tc>
@@ -1269,19 +1264,7 @@
               <w:rPr>
                 <w:rFonts w:ascii="Calibri" w:hAnsi="Calibri" w:cs="Calibri"/>
               </w:rPr>
-              <w:t xml:space="preserve">Mesure de </w:t>
-            </w:r>
-            <w:r>
-              <w:rPr>
-                <w:rFonts w:ascii="Calibri" w:hAnsi="Calibri" w:cs="Calibri"/>
-              </w:rPr>
-              <w:t>déformation</w:t>
-            </w:r>
-            <w:r>
-              <w:rPr>
-                <w:rFonts w:ascii="Calibri" w:hAnsi="Calibri" w:cs="Calibri"/>
-              </w:rPr>
-              <w:t xml:space="preserve"> en tension et compression</w:t>
+              <w:t>Mesure de déformation en tension et compression</w:t>
             </w:r>
           </w:p>
         </w:tc>
@@ -1569,14 +1552,12 @@
                 <w:rFonts w:ascii="Calibri" w:hAnsi="Calibri" w:cs="Calibri"/>
               </w:rPr>
             </w:pPr>
-            <w:proofErr w:type="gramStart"/>
             <w:r>
               <w:rPr>
                 <w:rFonts w:ascii="Calibri" w:hAnsi="Calibri" w:cs="Calibri"/>
               </w:rPr>
               <w:t>mm</w:t>
             </w:r>
-            <w:proofErr w:type="gramEnd"/>
           </w:p>
         </w:tc>
         <w:tc>
@@ -2378,6 +2359,7 @@
       <w:r>
         <w:rPr>
           <w:rFonts w:ascii="Calibri" w:hAnsi="Calibri" w:cs="Calibri"/>
+          <w:noProof/>
         </w:rPr>
         <w:drawing>
           <wp:inline distT="0" distB="0" distL="0" distR="0" wp14:anchorId="1B99B9A5" wp14:editId="0FA14288">
@@ -2491,47 +2473,185 @@
         <w:rPr>
           <w:rFonts w:ascii="Calibri" w:hAnsi="Calibri" w:cs="Calibri"/>
         </w:rPr>
-        <w:t>. Des filtres passe-haut et passe-bas sont également ajoutés pour filtrer le bruit du signal amplifié.</w:t>
-      </w:r>
-    </w:p>
-    <w:p>
-      <w:pPr>
-        <w:rPr>
-          <w:rFonts w:ascii="Calibri" w:hAnsi="Calibri" w:cs="Calibri"/>
-        </w:rPr>
-      </w:pPr>
-    </w:p>
-    <w:p>
-      <w:pPr>
-        <w:rPr>
-          <w:rFonts w:ascii="Calibri" w:hAnsi="Calibri" w:cs="Calibri"/>
-        </w:rPr>
-      </w:pPr>
-      <w:r>
-        <w:rPr>
-          <w:rFonts w:ascii="Calibri" w:hAnsi="Calibri" w:cs="Calibri"/>
-        </w:rPr>
-        <w:t>On remplace ici, la résistance R</w:t>
+        <w:t>. Des filtres passe-haut et passe-bas sont également ajoutés pour filtrer le bruit du signal amplifié</w:t>
+      </w:r>
+      <w:r>
+        <w:rPr>
+          <w:rFonts w:ascii="Calibri" w:hAnsi="Calibri" w:cs="Calibri"/>
+        </w:rPr>
+        <w:t> :</w:t>
+      </w:r>
+    </w:p>
+    <w:p>
+      <w:pPr>
+        <w:rPr>
+          <w:rFonts w:ascii="Calibri" w:hAnsi="Calibri" w:cs="Calibri"/>
+        </w:rPr>
+      </w:pPr>
+      <w:r>
+        <w:rPr>
+          <w:rFonts w:ascii="Calibri" w:hAnsi="Calibri" w:cs="Calibri"/>
+        </w:rPr>
+        <w:t xml:space="preserve">- </w:t>
+      </w:r>
+      <w:r>
+        <w:rPr>
+          <w:rFonts w:ascii="Calibri" w:hAnsi="Calibri" w:cs="Calibri"/>
+        </w:rPr>
+        <w:t xml:space="preserve">un filtre passif avec R1 et C1, avec </w:t>
+      </w:r>
+      <w:proofErr w:type="spellStart"/>
+      <w:r>
+        <w:rPr>
+          <w:rFonts w:ascii="Calibri" w:hAnsi="Calibri" w:cs="Calibri"/>
+        </w:rPr>
+        <w:t>f</w:t>
       </w:r>
       <w:r>
         <w:rPr>
           <w:rFonts w:ascii="Calibri" w:hAnsi="Calibri" w:cs="Calibri"/>
           <w:vertAlign w:val="subscript"/>
         </w:rPr>
+        <w:t>c</w:t>
+      </w:r>
+      <w:proofErr w:type="spellEnd"/>
+      <w:r>
+        <w:rPr>
+          <w:rFonts w:ascii="Calibri" w:hAnsi="Calibri" w:cs="Calibri"/>
+        </w:rPr>
+        <w:t>= 16 Hz, pour éviter que les bruits en courant de haute fréquence ne causent de la distorsion dans l'étage d'entrée</w:t>
+      </w:r>
+    </w:p>
+    <w:p>
+      <w:pPr>
+        <w:rPr>
+          <w:rFonts w:ascii="Calibri" w:hAnsi="Calibri" w:cs="Calibri"/>
+        </w:rPr>
+      </w:pPr>
+      <w:r>
+        <w:rPr>
+          <w:rFonts w:ascii="Calibri" w:hAnsi="Calibri" w:cs="Calibri"/>
+        </w:rPr>
+        <w:t xml:space="preserve">- </w:t>
+      </w:r>
+      <w:r>
+        <w:rPr>
+          <w:rFonts w:ascii="Calibri" w:hAnsi="Calibri" w:cs="Calibri"/>
+        </w:rPr>
+        <w:t xml:space="preserve">un filtre actif avec R3 et C4, avec </w:t>
+      </w:r>
+      <w:proofErr w:type="spellStart"/>
+      <w:r>
+        <w:rPr>
+          <w:rFonts w:ascii="Calibri" w:hAnsi="Calibri" w:cs="Calibri"/>
+        </w:rPr>
+        <w:t>f</w:t>
+      </w:r>
+      <w:r>
+        <w:rPr>
+          <w:rFonts w:ascii="Calibri" w:hAnsi="Calibri" w:cs="Calibri"/>
+          <w:vertAlign w:val="subscript"/>
+        </w:rPr>
+        <w:t>c</w:t>
+      </w:r>
+      <w:proofErr w:type="spellEnd"/>
+      <w:r>
+        <w:rPr>
+          <w:rFonts w:ascii="Calibri" w:hAnsi="Calibri" w:cs="Calibri"/>
+        </w:rPr>
+        <w:t>= 1,6Hz,pour un maximum d'efficacité sur l'amplificateur opérationnel</w:t>
+      </w:r>
+    </w:p>
+    <w:p>
+      <w:pPr>
+        <w:rPr>
+          <w:rFonts w:ascii="Calibri" w:hAnsi="Calibri" w:cs="Calibri"/>
+        </w:rPr>
+      </w:pPr>
+      <w:r>
+        <w:rPr>
+          <w:rFonts w:ascii="Calibri" w:hAnsi="Calibri" w:cs="Calibri"/>
+        </w:rPr>
+        <w:t xml:space="preserve">- </w:t>
+      </w:r>
+      <w:r>
+        <w:rPr>
+          <w:rFonts w:ascii="Calibri" w:hAnsi="Calibri" w:cs="Calibri"/>
+        </w:rPr>
+        <w:t xml:space="preserve">un filtre passif avec C2 et R6, avec </w:t>
+      </w:r>
+      <w:proofErr w:type="spellStart"/>
+      <w:r>
+        <w:rPr>
+          <w:rFonts w:ascii="Calibri" w:hAnsi="Calibri" w:cs="Calibri"/>
+        </w:rPr>
+        <w:t>f</w:t>
+      </w:r>
+      <w:r>
+        <w:rPr>
+          <w:rFonts w:ascii="Calibri" w:hAnsi="Calibri" w:cs="Calibri"/>
+          <w:vertAlign w:val="subscript"/>
+        </w:rPr>
+        <w:t>c</w:t>
+      </w:r>
+      <w:proofErr w:type="spellEnd"/>
+      <w:r>
+        <w:rPr>
+          <w:rFonts w:ascii="Calibri" w:hAnsi="Calibri" w:cs="Calibri"/>
+        </w:rPr>
+        <w:t>= 1,6Hz, pour retirer le bruit introduit en cours de traitement</w:t>
+      </w:r>
+    </w:p>
+    <w:p>
+      <w:pPr>
+        <w:rPr>
+          <w:rFonts w:ascii="Calibri" w:hAnsi="Calibri" w:cs="Calibri"/>
+        </w:rPr>
+      </w:pPr>
+    </w:p>
+    <w:p>
+      <w:pPr>
+        <w:rPr>
+          <w:rFonts w:ascii="Calibri" w:hAnsi="Calibri" w:cs="Calibri"/>
+        </w:rPr>
+      </w:pPr>
+    </w:p>
+    <w:p>
+      <w:pPr>
+        <w:rPr>
+          <w:rFonts w:ascii="Calibri" w:hAnsi="Calibri" w:cs="Calibri"/>
+        </w:rPr>
+      </w:pPr>
+      <w:r>
+        <w:rPr>
+          <w:rFonts w:ascii="Calibri" w:hAnsi="Calibri" w:cs="Calibri"/>
+        </w:rPr>
+        <w:t>On remplace ic</w:t>
+      </w:r>
+      <w:r>
+        <w:rPr>
+          <w:rFonts w:ascii="Calibri" w:hAnsi="Calibri" w:cs="Calibri"/>
+        </w:rPr>
+        <w:t>i</w:t>
+      </w:r>
+      <w:r>
+        <w:rPr>
+          <w:rFonts w:ascii="Calibri" w:hAnsi="Calibri" w:cs="Calibri"/>
+        </w:rPr>
+        <w:t xml:space="preserve"> la résistance R</w:t>
+      </w:r>
+      <w:r>
+        <w:rPr>
+          <w:rFonts w:ascii="Calibri" w:hAnsi="Calibri" w:cs="Calibri"/>
+          <w:vertAlign w:val="subscript"/>
+        </w:rPr>
         <w:t>2</w:t>
       </w:r>
       <w:r>
         <w:rPr>
           <w:rFonts w:ascii="Calibri" w:hAnsi="Calibri" w:cs="Calibri"/>
         </w:rPr>
-        <w:t xml:space="preserve"> par un potentiomètre digital dont la valeur de la résistance est modifiable par </w:t>
-      </w:r>
-      <w:proofErr w:type="gramStart"/>
-      <w:r>
-        <w:rPr>
-          <w:rFonts w:ascii="Calibri" w:hAnsi="Calibri" w:cs="Calibri"/>
-        </w:rPr>
-        <w:t>l’</w:t>
+        <w:t xml:space="preserve"> par un potentiomètre digital dont la valeur de la résistance est modifiable par l’</w:t>
       </w:r>
       <w:proofErr w:type="spellStart"/>
       <w:r>
@@ -2541,7 +2661,6 @@
         <w:t>utilisateur.ice</w:t>
       </w:r>
       <w:proofErr w:type="spellEnd"/>
-      <w:proofErr w:type="gramEnd"/>
       <w:r>
         <w:rPr>
           <w:rFonts w:ascii="Calibri" w:hAnsi="Calibri" w:cs="Calibri"/>
@@ -4919,7 +5038,6 @@
   <w:style w:type="character" w:default="1" w:styleId="Policepardfaut">
     <w:name w:val="Default Paragraph Font"/>
     <w:uiPriority w:val="1"/>
-    <w:semiHidden/>
     <w:unhideWhenUsed/>
   </w:style>
   <w:style w:type="table" w:default="1" w:styleId="TableauNormal">
